--- a/可直接打开的Word版/每日笔记__Day03_5月30日_计量资料描述与正态分布.docx
+++ b/可直接打开的Word版/每日笔记__Day03_5月30日_计量资料描述与正态分布.docx
@@ -27,7 +27,7 @@
           <w:rFonts w:ascii="Microsoft YaHei" w:hAnsi="Microsoft YaHei" w:eastAsia="Microsoft YaHei"/>
           <w:sz w:val="22"/>
         </w:rPr>
-        <w:t>主题：计量资料描述 + 正态分布 + SPSS Explore</w:t>
+        <w:t>主题：计量资料描述 + 正态分布 + SPSS 探索（Explore）</w:t>
       </w:r>
     </w:p>
     <w:p/>
@@ -1583,7 +1583,7 @@
         <w:pStyle w:val="Heading2"/>
       </w:pPr>
       <w:r>
-        <w:t>6. SPSS 今天怎么做</w:t>
+        <w:t>6. SPSS 今天怎么做：中文菜单 + 英文对照</w:t>
       </w:r>
     </w:p>
     <w:p/>
@@ -1603,7 +1603,7 @@
           <w:rFonts w:ascii="Microsoft YaHei" w:hAnsi="Microsoft YaHei" w:eastAsia="Microsoft YaHei"/>
           <w:sz w:val="22"/>
         </w:rPr>
-        <w:t>`Analyze &gt; Descriptive Statistics &gt; Explore`</w:t>
+        <w:t>`分析 &gt; 描述统计 &gt; 探索（Analyze &gt; Descriptive Statistics &gt; Explore）`</w:t>
       </w:r>
     </w:p>
     <w:p/>
@@ -1670,7 +1670,7 @@
           <w:rFonts w:ascii="Microsoft YaHei" w:hAnsi="Microsoft YaHei" w:eastAsia="Microsoft YaHei"/>
           <w:sz w:val="22"/>
         </w:rPr>
-        <w:t>进入 `Analyze &gt; Descriptive Statistics &gt; Explore`。</w:t>
+        <w:t>进入 `分析 &gt; 描述统计 &gt; 探索（Analyze &gt; Descriptive Statistics &gt; Explore）`。</w:t>
       </w:r>
     </w:p>
     <w:p>
@@ -1682,7 +1682,7 @@
           <w:rFonts w:ascii="Microsoft YaHei" w:hAnsi="Microsoft YaHei" w:eastAsia="Microsoft YaHei"/>
           <w:sz w:val="22"/>
         </w:rPr>
-        <w:t>把计量变量放入 `Dependent List`。</w:t>
+        <w:t>把计量变量放入 `因变量列表（Dependent List）`。</w:t>
       </w:r>
     </w:p>
     <w:p>
@@ -1694,7 +1694,7 @@
           <w:rFonts w:ascii="Microsoft YaHei" w:hAnsi="Microsoft YaHei" w:eastAsia="Microsoft YaHei"/>
           <w:sz w:val="22"/>
         </w:rPr>
-        <w:t>如果有分组变量，把分组变量放入 `Factor List`。</w:t>
+        <w:t>如果有分组变量，把分组变量放入 `因子列表（Factor List）`。</w:t>
       </w:r>
     </w:p>
     <w:p>
@@ -1706,7 +1706,7 @@
           <w:rFonts w:ascii="Microsoft YaHei" w:hAnsi="Microsoft YaHei" w:eastAsia="Microsoft YaHei"/>
           <w:sz w:val="22"/>
         </w:rPr>
-        <w:t>点 `Plots`，勾选直方图、箱线图、正态性检验。</w:t>
+        <w:t>点 `图（Plots）`，勾选直方图、箱线图、正态性检验。</w:t>
       </w:r>
     </w:p>
     <w:p>
@@ -1759,7 +1759,7 @@
           <w:rFonts w:ascii="Microsoft YaHei" w:hAnsi="Microsoft YaHei" w:eastAsia="Microsoft YaHei"/>
           <w:sz w:val="22"/>
         </w:rPr>
-        <w:t>| 输出表/图 | 看什么 | 用来判断什么 |</w:t>
+        <w:t>| 输出表/图 | 英文对照 | 看什么 | 用来判断什么 |</w:t>
       </w:r>
     </w:p>
     <w:p>
@@ -1777,43 +1777,43 @@
           <w:rFonts w:ascii="Microsoft YaHei" w:hAnsi="Microsoft YaHei" w:eastAsia="Microsoft YaHei"/>
           <w:sz w:val="22"/>
         </w:rPr>
-        <w:t>| Descriptives | Mean、Std. Deviation、Median | 均数、标准差、中位数 |</w:t>
-      </w:r>
-    </w:p>
-    <w:p>
-      <w:r>
-        <w:rPr>
-          <w:rFonts w:ascii="Microsoft YaHei" w:hAnsi="Microsoft YaHei" w:eastAsia="Microsoft YaHei"/>
-          <w:sz w:val="22"/>
-        </w:rPr>
-        <w:t>| Percentiles | 25%、50%、75% | 四分位数 |</w:t>
-      </w:r>
-    </w:p>
-    <w:p>
-      <w:r>
-        <w:rPr>
-          <w:rFonts w:ascii="Microsoft YaHei" w:hAnsi="Microsoft YaHei" w:eastAsia="Microsoft YaHei"/>
-          <w:sz w:val="22"/>
-        </w:rPr>
-        <w:t>| Tests of Normality | Sig. | 是否近似正态 |</w:t>
-      </w:r>
-    </w:p>
-    <w:p>
-      <w:r>
-        <w:rPr>
-          <w:rFonts w:ascii="Microsoft YaHei" w:hAnsi="Microsoft YaHei" w:eastAsia="Microsoft YaHei"/>
-          <w:sz w:val="22"/>
-        </w:rPr>
-        <w:t>| Histogram | 是否钟形 | 辅助判断正态性 |</w:t>
-      </w:r>
-    </w:p>
-    <w:p>
-      <w:r>
-        <w:rPr>
-          <w:rFonts w:ascii="Microsoft YaHei" w:hAnsi="Microsoft YaHei" w:eastAsia="Microsoft YaHei"/>
-          <w:sz w:val="22"/>
-        </w:rPr>
-        <w:t>| Boxplot | 是否有偏态和异常值 | 辅助判断偏态 |</w:t>
+        <w:t>| 描述 | Descriptives | Mean、Std. Deviation、Median | 均数、标准差、中位数 |</w:t>
+      </w:r>
+    </w:p>
+    <w:p>
+      <w:r>
+        <w:rPr>
+          <w:rFonts w:ascii="Microsoft YaHei" w:hAnsi="Microsoft YaHei" w:eastAsia="Microsoft YaHei"/>
+          <w:sz w:val="22"/>
+        </w:rPr>
+        <w:t>| 百分位数 | Percentiles | 25%、50%、75% | 四分位数 |</w:t>
+      </w:r>
+    </w:p>
+    <w:p>
+      <w:r>
+        <w:rPr>
+          <w:rFonts w:ascii="Microsoft YaHei" w:hAnsi="Microsoft YaHei" w:eastAsia="Microsoft YaHei"/>
+          <w:sz w:val="22"/>
+        </w:rPr>
+        <w:t>| 正态性检验 | Tests of Normality | Sig. / 显著性 | 是否近似正态 |</w:t>
+      </w:r>
+    </w:p>
+    <w:p>
+      <w:r>
+        <w:rPr>
+          <w:rFonts w:ascii="Microsoft YaHei" w:hAnsi="Microsoft YaHei" w:eastAsia="Microsoft YaHei"/>
+          <w:sz w:val="22"/>
+        </w:rPr>
+        <w:t>| 直方图 | Histogram | 是否钟形 | 辅助判断正态性 |</w:t>
+      </w:r>
+    </w:p>
+    <w:p>
+      <w:r>
+        <w:rPr>
+          <w:rFonts w:ascii="Microsoft YaHei" w:hAnsi="Microsoft YaHei" w:eastAsia="Microsoft YaHei"/>
+          <w:sz w:val="22"/>
+        </w:rPr>
+        <w:t>| 箱线图 | Boxplot | 是否有偏态和异常值 | 辅助判断偏态 |</w:t>
       </w:r>
     </w:p>
     <w:p/>
@@ -1882,7 +1882,7 @@
         <w:pStyle w:val="Heading2"/>
       </w:pPr>
       <w:r>
-        <w:t>8. 今日选择题重点提示</w:t>
+        <w:t>8. 今日选择题完成记录</w:t>
       </w:r>
     </w:p>
     <w:p/>
@@ -1892,6 +1892,1089 @@
           <w:rFonts w:ascii="Microsoft YaHei" w:hAnsi="Microsoft YaHei" w:eastAsia="Microsoft YaHei"/>
           <w:sz w:val="22"/>
         </w:rPr>
+        <w:t>已完成 `07_选择题按章节题库.md` 中“02. 计量资料的统计描述”30题。</w:t>
+      </w:r>
+    </w:p>
+    <w:p/>
+    <w:p>
+      <w:r>
+        <w:rPr>
+          <w:rFonts w:ascii="Microsoft YaHei" w:hAnsi="Microsoft YaHei" w:eastAsia="Microsoft YaHei"/>
+          <w:sz w:val="22"/>
+        </w:rPr>
+        <w:t>我的答案：</w:t>
+      </w:r>
+    </w:p>
+    <w:p/>
+    <w:p>
+      <w:r>
+        <w:rPr>
+          <w:rFonts w:ascii="Microsoft YaHei" w:hAnsi="Microsoft YaHei" w:eastAsia="Microsoft YaHei"/>
+          <w:sz w:val="22"/>
+        </w:rPr>
+        <w:t>`ACBBD,DCAAE,ABEED,BCDDB,ADACA,EDDCA`</w:t>
+      </w:r>
+    </w:p>
+    <w:p/>
+    <w:p>
+      <w:r>
+        <w:rPr>
+          <w:rFonts w:ascii="Microsoft YaHei" w:hAnsi="Microsoft YaHei" w:eastAsia="Microsoft YaHei"/>
+          <w:sz w:val="22"/>
+        </w:rPr>
+        <w:t>批改结果：23/30</w:t>
+      </w:r>
+    </w:p>
+    <w:p/>
+    <w:p>
+      <w:r>
+        <w:rPr>
+          <w:rFonts w:ascii="Microsoft YaHei" w:hAnsi="Microsoft YaHei" w:eastAsia="Microsoft YaHei"/>
+          <w:sz w:val="22"/>
+        </w:rPr>
+        <w:t>主要薄弱点：</w:t>
+      </w:r>
+    </w:p>
+    <w:p/>
+    <w:p>
+      <w:pPr>
+        <w:pStyle w:val="ListBullet"/>
+      </w:pPr>
+      <w:r>
+        <w:rPr>
+          <w:rFonts w:ascii="Microsoft YaHei" w:hAnsi="Microsoft YaHei" w:eastAsia="Microsoft YaHei"/>
+          <w:sz w:val="22"/>
+        </w:rPr>
+        <w:t>变异系数：什么时候用 CV，CV 表示什么，CV 有没有单位。</w:t>
+      </w:r>
+    </w:p>
+    <w:p>
+      <w:pPr>
+        <w:pStyle w:val="ListBullet"/>
+      </w:pPr>
+      <w:r>
+        <w:rPr>
+          <w:rFonts w:ascii="Microsoft YaHei" w:hAnsi="Microsoft YaHei" w:eastAsia="Microsoft YaHei"/>
+          <w:sz w:val="22"/>
+        </w:rPr>
+        <w:t>偏态资料：偏态资料的平均水平和变异程度分别用什么。</w:t>
+      </w:r>
+    </w:p>
+    <w:p>
+      <w:pPr>
+        <w:pStyle w:val="ListBullet"/>
+      </w:pPr>
+      <w:r>
+        <w:rPr>
+          <w:rFonts w:ascii="Microsoft YaHei" w:hAnsi="Microsoft YaHei" w:eastAsia="Microsoft YaHei"/>
+          <w:sz w:val="22"/>
+        </w:rPr>
+        <w:t>标准正态分布面积：0、1.96、2.58 这些位置对应的面积。</w:t>
+      </w:r>
+    </w:p>
+    <w:p/>
+    <w:p>
+      <w:r>
+        <w:rPr>
+          <w:rFonts w:ascii="Microsoft YaHei" w:hAnsi="Microsoft YaHei" w:eastAsia="Microsoft YaHei"/>
+          <w:sz w:val="22"/>
+        </w:rPr>
+        <w:t>---</w:t>
+      </w:r>
+    </w:p>
+    <w:p/>
+    <w:p>
+      <w:pPr>
+        <w:pStyle w:val="Heading2"/>
+      </w:pPr>
+      <w:r>
+        <w:t>9. 错题复盘卡</w:t>
+      </w:r>
+    </w:p>
+    <w:p/>
+    <w:p>
+      <w:pPr>
+        <w:pStyle w:val="Heading3"/>
+      </w:pPr>
+      <w:r>
+        <w:t>9.1 变异系数 CV</w:t>
+      </w:r>
+    </w:p>
+    <w:p/>
+    <w:p>
+      <w:r>
+        <w:rPr>
+          <w:rFonts w:ascii="Microsoft YaHei" w:hAnsi="Microsoft YaHei" w:eastAsia="Microsoft YaHei"/>
+          <w:sz w:val="22"/>
+        </w:rPr>
+        <w:t>一句话：</w:t>
+      </w:r>
+    </w:p>
+    <w:p/>
+    <w:p>
+      <w:r>
+        <w:rPr>
+          <w:rFonts w:ascii="Microsoft YaHei" w:hAnsi="Microsoft YaHei" w:eastAsia="Microsoft YaHei"/>
+          <w:sz w:val="22"/>
+        </w:rPr>
+        <w:t>&gt; CV 是“标准差 / 均数 × 100%”，用于比较不同单位或均数差别很大资料的相对变异程度。</w:t>
+      </w:r>
+    </w:p>
+    <w:p/>
+    <w:p>
+      <w:r>
+        <w:rPr>
+          <w:rFonts w:ascii="Microsoft YaHei" w:hAnsi="Microsoft YaHei" w:eastAsia="Microsoft YaHei"/>
+          <w:sz w:val="22"/>
+        </w:rPr>
+        <w:t>要点：</w:t>
+      </w:r>
+    </w:p>
+    <w:p/>
+    <w:p>
+      <w:pPr>
+        <w:pStyle w:val="ListBullet"/>
+      </w:pPr>
+      <w:r>
+        <w:rPr>
+          <w:rFonts w:ascii="Microsoft YaHei" w:hAnsi="Microsoft YaHei" w:eastAsia="Microsoft YaHei"/>
+          <w:sz w:val="22"/>
+        </w:rPr>
+        <w:t>标准差：绝对离散程度，有单位。</w:t>
+      </w:r>
+    </w:p>
+    <w:p>
+      <w:pPr>
+        <w:pStyle w:val="ListBullet"/>
+      </w:pPr>
+      <w:r>
+        <w:rPr>
+          <w:rFonts w:ascii="Microsoft YaHei" w:hAnsi="Microsoft YaHei" w:eastAsia="Microsoft YaHei"/>
+          <w:sz w:val="22"/>
+        </w:rPr>
+        <w:t>CV：相对离散程度，没有单位。</w:t>
+      </w:r>
+    </w:p>
+    <w:p>
+      <w:pPr>
+        <w:pStyle w:val="ListBullet"/>
+      </w:pPr>
+      <w:r>
+        <w:rPr>
+          <w:rFonts w:ascii="Microsoft YaHei" w:hAnsi="Microsoft YaHei" w:eastAsia="Microsoft YaHei"/>
+          <w:sz w:val="22"/>
+        </w:rPr>
+        <w:t>身高和体重单位不同，不能直接比标准差，要比 CV。</w:t>
+      </w:r>
+    </w:p>
+    <w:p>
+      <w:pPr>
+        <w:pStyle w:val="ListBullet"/>
+      </w:pPr>
+      <w:r>
+        <w:rPr>
+          <w:rFonts w:ascii="Microsoft YaHei" w:hAnsi="Microsoft YaHei" w:eastAsia="Microsoft YaHei"/>
+          <w:sz w:val="22"/>
+        </w:rPr>
+        <w:t>CV 的大小不固定，可以大于 1，也可以小于 1。</w:t>
+      </w:r>
+    </w:p>
+    <w:p/>
+    <w:p>
+      <w:r>
+        <w:rPr>
+          <w:rFonts w:ascii="Microsoft YaHei" w:hAnsi="Microsoft YaHei" w:eastAsia="Microsoft YaHei"/>
+          <w:sz w:val="22"/>
+        </w:rPr>
+        <w:t>容易错的说法：</w:t>
+      </w:r>
+    </w:p>
+    <w:p/>
+    <w:p>
+      <w:pPr>
+        <w:pStyle w:val="ListBullet"/>
+      </w:pPr>
+      <w:r>
+        <w:rPr>
+          <w:rFonts w:ascii="Microsoft YaHei" w:hAnsi="Microsoft YaHei" w:eastAsia="Microsoft YaHei"/>
+          <w:sz w:val="22"/>
+        </w:rPr>
+        <w:t>“CV 表示均数的离散程度”是错的。</w:t>
+      </w:r>
+    </w:p>
+    <w:p>
+      <w:pPr>
+        <w:pStyle w:val="ListBullet"/>
+      </w:pPr>
+      <w:r>
+        <w:rPr>
+          <w:rFonts w:ascii="Microsoft YaHei" w:hAnsi="Microsoft YaHei" w:eastAsia="Microsoft YaHei"/>
+          <w:sz w:val="22"/>
+        </w:rPr>
+        <w:t>“两个标准差数值一样，变异度就一样”是错的，单位不同或均数不同就不能这么比。</w:t>
+      </w:r>
+    </w:p>
+    <w:p/>
+    <w:p>
+      <w:pPr>
+        <w:pStyle w:val="Heading3"/>
+      </w:pPr>
+      <w:r>
+        <w:t>9.2 偏态资料</w:t>
+      </w:r>
+    </w:p>
+    <w:p/>
+    <w:p>
+      <w:r>
+        <w:rPr>
+          <w:rFonts w:ascii="Microsoft YaHei" w:hAnsi="Microsoft YaHei" w:eastAsia="Microsoft YaHei"/>
+          <w:sz w:val="22"/>
+        </w:rPr>
+        <w:t>一句话：</w:t>
+      </w:r>
+    </w:p>
+    <w:p/>
+    <w:p>
+      <w:r>
+        <w:rPr>
+          <w:rFonts w:ascii="Microsoft YaHei" w:hAnsi="Microsoft YaHei" w:eastAsia="Microsoft YaHei"/>
+          <w:sz w:val="22"/>
+        </w:rPr>
+        <w:t>&gt; 偏态资料不能优先用均数和标准差，而应优先用中位数和四分位数间距。</w:t>
+      </w:r>
+    </w:p>
+    <w:p/>
+    <w:p>
+      <w:r>
+        <w:rPr>
+          <w:rFonts w:ascii="Microsoft YaHei" w:hAnsi="Microsoft YaHei" w:eastAsia="Microsoft YaHei"/>
+          <w:sz w:val="22"/>
+        </w:rPr>
+        <w:t>要点：</w:t>
+      </w:r>
+    </w:p>
+    <w:p/>
+    <w:p>
+      <w:pPr>
+        <w:pStyle w:val="ListBullet"/>
+      </w:pPr>
+      <w:r>
+        <w:rPr>
+          <w:rFonts w:ascii="Microsoft YaHei" w:hAnsi="Microsoft YaHei" w:eastAsia="Microsoft YaHei"/>
+          <w:sz w:val="22"/>
+        </w:rPr>
+        <w:t>平均水平：中位数。</w:t>
+      </w:r>
+    </w:p>
+    <w:p>
+      <w:pPr>
+        <w:pStyle w:val="ListBullet"/>
+      </w:pPr>
+      <w:r>
+        <w:rPr>
+          <w:rFonts w:ascii="Microsoft YaHei" w:hAnsi="Microsoft YaHei" w:eastAsia="Microsoft YaHei"/>
+          <w:sz w:val="22"/>
+        </w:rPr>
+        <w:t>变异程度：四分位数间距。</w:t>
+      </w:r>
+    </w:p>
+    <w:p>
+      <w:pPr>
+        <w:pStyle w:val="ListBullet"/>
+      </w:pPr>
+      <w:r>
+        <w:rPr>
+          <w:rFonts w:ascii="Microsoft YaHei" w:hAnsi="Microsoft YaHei" w:eastAsia="Microsoft YaHei"/>
+          <w:sz w:val="22"/>
+        </w:rPr>
+        <w:t>原因：偏态资料常有极端值，均数和标准差容易被极端值拉偏。</w:t>
+      </w:r>
+    </w:p>
+    <w:p/>
+    <w:p>
+      <w:r>
+        <w:rPr>
+          <w:rFonts w:ascii="Microsoft YaHei" w:hAnsi="Microsoft YaHei" w:eastAsia="Microsoft YaHei"/>
+          <w:sz w:val="22"/>
+        </w:rPr>
+        <w:t>典型提示词：</w:t>
+      </w:r>
+    </w:p>
+    <w:p/>
+    <w:p>
+      <w:pPr>
+        <w:pStyle w:val="ListBullet"/>
+      </w:pPr>
+      <w:r>
+        <w:rPr>
+          <w:rFonts w:ascii="Microsoft YaHei" w:hAnsi="Microsoft YaHei" w:eastAsia="Microsoft YaHei"/>
+          <w:sz w:val="22"/>
+        </w:rPr>
+        <w:t>偏态分布</w:t>
+      </w:r>
+    </w:p>
+    <w:p>
+      <w:pPr>
+        <w:pStyle w:val="ListBullet"/>
+      </w:pPr>
+      <w:r>
+        <w:rPr>
+          <w:rFonts w:ascii="Microsoft YaHei" w:hAnsi="Microsoft YaHei" w:eastAsia="Microsoft YaHei"/>
+          <w:sz w:val="22"/>
+        </w:rPr>
+        <w:t>潜伏期</w:t>
+      </w:r>
+    </w:p>
+    <w:p>
+      <w:pPr>
+        <w:pStyle w:val="ListBullet"/>
+      </w:pPr>
+      <w:r>
+        <w:rPr>
+          <w:rFonts w:ascii="Microsoft YaHei" w:hAnsi="Microsoft YaHei" w:eastAsia="Microsoft YaHei"/>
+          <w:sz w:val="22"/>
+        </w:rPr>
+        <w:t>住院天数</w:t>
+      </w:r>
+    </w:p>
+    <w:p>
+      <w:pPr>
+        <w:pStyle w:val="ListBullet"/>
+      </w:pPr>
+      <w:r>
+        <w:rPr>
+          <w:rFonts w:ascii="Microsoft YaHei" w:hAnsi="Microsoft YaHei" w:eastAsia="Microsoft YaHei"/>
+          <w:sz w:val="22"/>
+        </w:rPr>
+        <w:t>一端有不确定值</w:t>
+      </w:r>
+    </w:p>
+    <w:p>
+      <w:pPr>
+        <w:pStyle w:val="ListBullet"/>
+      </w:pPr>
+      <w:r>
+        <w:rPr>
+          <w:rFonts w:ascii="Microsoft YaHei" w:hAnsi="Microsoft YaHei" w:eastAsia="Microsoft YaHei"/>
+          <w:sz w:val="22"/>
+        </w:rPr>
+        <w:t>数据里有特别大的极端值</w:t>
+      </w:r>
+    </w:p>
+    <w:p/>
+    <w:p>
+      <w:pPr>
+        <w:pStyle w:val="Heading3"/>
+      </w:pPr>
+      <w:r>
+        <w:t>9.3 标准正态分布面积</w:t>
+      </w:r>
+    </w:p>
+    <w:p/>
+    <w:p>
+      <w:r>
+        <w:rPr>
+          <w:rFonts w:ascii="Microsoft YaHei" w:hAnsi="Microsoft YaHei" w:eastAsia="Microsoft YaHei"/>
+          <w:sz w:val="22"/>
+        </w:rPr>
+        <w:t>先背 4 个数：</w:t>
+      </w:r>
+    </w:p>
+    <w:p/>
+    <w:p>
+      <w:r>
+        <w:rPr>
+          <w:rFonts w:ascii="Microsoft YaHei" w:hAnsi="Microsoft YaHei" w:eastAsia="Microsoft YaHei"/>
+          <w:sz w:val="22"/>
+        </w:rPr>
+        <w:t>| 范围 | 面积 |</w:t>
+      </w:r>
+    </w:p>
+    <w:p>
+      <w:r>
+        <w:rPr>
+          <w:rFonts w:ascii="Microsoft YaHei" w:hAnsi="Microsoft YaHei" w:eastAsia="Microsoft YaHei"/>
+          <w:sz w:val="22"/>
+        </w:rPr>
+        <w:t>|---|---:|</w:t>
+      </w:r>
+    </w:p>
+    <w:p>
+      <w:r>
+        <w:rPr>
+          <w:rFonts w:ascii="Microsoft YaHei" w:hAnsi="Microsoft YaHei" w:eastAsia="Microsoft YaHei"/>
+          <w:sz w:val="22"/>
+        </w:rPr>
+        <w:t>| 均数到正无穷 | 50% |</w:t>
+      </w:r>
+    </w:p>
+    <w:p>
+      <w:r>
+        <w:rPr>
+          <w:rFonts w:ascii="Microsoft YaHei" w:hAnsi="Microsoft YaHei" w:eastAsia="Microsoft YaHei"/>
+          <w:sz w:val="22"/>
+        </w:rPr>
+        <w:t>| -1.96 到 +1.96 | 95% |</w:t>
+      </w:r>
+    </w:p>
+    <w:p>
+      <w:r>
+        <w:rPr>
+          <w:rFonts w:ascii="Microsoft YaHei" w:hAnsi="Microsoft YaHei" w:eastAsia="Microsoft YaHei"/>
+          <w:sz w:val="22"/>
+        </w:rPr>
+        <w:t>| -1.96 到均数 | 47.5% |</w:t>
+      </w:r>
+    </w:p>
+    <w:p>
+      <w:r>
+        <w:rPr>
+          <w:rFonts w:ascii="Microsoft YaHei" w:hAnsi="Microsoft YaHei" w:eastAsia="Microsoft YaHei"/>
+          <w:sz w:val="22"/>
+        </w:rPr>
+        <w:t>| -2.58 到 +2.58 | 99% |</w:t>
+      </w:r>
+    </w:p>
+    <w:p/>
+    <w:p>
+      <w:r>
+        <w:rPr>
+          <w:rFonts w:ascii="Microsoft YaHei" w:hAnsi="Microsoft YaHei" w:eastAsia="Microsoft YaHei"/>
+          <w:sz w:val="22"/>
+        </w:rPr>
+        <w:t>推理方法：</w:t>
+      </w:r>
+    </w:p>
+    <w:p/>
+    <w:p>
+      <w:pPr>
+        <w:pStyle w:val="ListBullet"/>
+      </w:pPr>
+      <w:r>
+        <w:rPr>
+          <w:rFonts w:ascii="Microsoft YaHei" w:hAnsi="Microsoft YaHei" w:eastAsia="Microsoft YaHei"/>
+          <w:sz w:val="22"/>
+        </w:rPr>
+        <w:t>标准正态分布左右对称。</w:t>
+      </w:r>
+    </w:p>
+    <w:p>
+      <w:pPr>
+        <w:pStyle w:val="ListBullet"/>
+      </w:pPr>
+      <w:r>
+        <w:rPr>
+          <w:rFonts w:ascii="Microsoft YaHei" w:hAnsi="Microsoft YaHei" w:eastAsia="Microsoft YaHei"/>
+          <w:sz w:val="22"/>
+        </w:rPr>
+        <w:t>总面积是 100%。</w:t>
+      </w:r>
+    </w:p>
+    <w:p>
+      <w:pPr>
+        <w:pStyle w:val="ListBullet"/>
+      </w:pPr>
+      <w:r>
+        <w:rPr>
+          <w:rFonts w:ascii="Microsoft YaHei" w:hAnsi="Microsoft YaHei" w:eastAsia="Microsoft YaHei"/>
+          <w:sz w:val="22"/>
+        </w:rPr>
+        <w:t>均数在中间，所以均数左边 50%，右边 50%。</w:t>
+      </w:r>
+    </w:p>
+    <w:p>
+      <w:pPr>
+        <w:pStyle w:val="ListBullet"/>
+      </w:pPr>
+      <w:r>
+        <w:rPr>
+          <w:rFonts w:ascii="Microsoft YaHei" w:hAnsi="Microsoft YaHei" w:eastAsia="Microsoft YaHei"/>
+          <w:sz w:val="22"/>
+        </w:rPr>
+        <w:t>-1.96 到 +1.96 是中间 95%，所以 -1.96 到均数是 95% 的一半，也就是 47.5%。</w:t>
+      </w:r>
+    </w:p>
+    <w:p>
+      <w:pPr>
+        <w:pStyle w:val="ListBullet"/>
+      </w:pPr>
+      <w:r>
+        <w:rPr>
+          <w:rFonts w:ascii="Microsoft YaHei" w:hAnsi="Microsoft YaHei" w:eastAsia="Microsoft YaHei"/>
+          <w:sz w:val="22"/>
+        </w:rPr>
+        <w:t>-2.58 到 +2.58 是中间 99%，所以两侧尾部合计 1%，每侧 0.5%。</w:t>
+      </w:r>
+    </w:p>
+    <w:p/>
+    <w:p>
+      <w:r>
+        <w:rPr>
+          <w:rFonts w:ascii="Microsoft YaHei" w:hAnsi="Microsoft YaHei" w:eastAsia="Microsoft YaHei"/>
+          <w:sz w:val="22"/>
+        </w:rPr>
+        <w:t>---</w:t>
+      </w:r>
+    </w:p>
+    <w:p/>
+    <w:p>
+      <w:pPr>
+        <w:pStyle w:val="Heading2"/>
+      </w:pPr>
+      <w:r>
+        <w:t>10. SPSS 描述统计任务</w:t>
+      </w:r>
+    </w:p>
+    <w:p/>
+    <w:p>
+      <w:r>
+        <w:rPr>
+          <w:rFonts w:ascii="Microsoft YaHei" w:hAnsi="Microsoft YaHei" w:eastAsia="Microsoft YaHei"/>
+          <w:sz w:val="22"/>
+        </w:rPr>
+        <w:t>今天第二段只完成一个 SPSS 动作：探索（Explore）。</w:t>
+      </w:r>
+    </w:p>
+    <w:p/>
+    <w:p>
+      <w:r>
+        <w:rPr>
+          <w:rFonts w:ascii="Microsoft YaHei" w:hAnsi="Microsoft YaHei" w:eastAsia="Microsoft YaHei"/>
+          <w:sz w:val="22"/>
+        </w:rPr>
+        <w:t>数据文件：</w:t>
+      </w:r>
+    </w:p>
+    <w:p/>
+    <w:p>
+      <w:r>
+        <w:rPr>
+          <w:rFonts w:ascii="Microsoft YaHei" w:hAnsi="Microsoft YaHei" w:eastAsia="Microsoft YaHei"/>
+          <w:sz w:val="22"/>
+        </w:rPr>
+        <w:t>`D:\医学统计学期末冲刺复习包\课程网站资料待放入\例02-01.sav`</w:t>
+      </w:r>
+    </w:p>
+    <w:p/>
+    <w:p>
+      <w:r>
+        <w:rPr>
+          <w:rFonts w:ascii="Microsoft YaHei" w:hAnsi="Microsoft YaHei" w:eastAsia="Microsoft YaHei"/>
+          <w:sz w:val="22"/>
+        </w:rPr>
+        <w:t>菜单：</w:t>
+      </w:r>
+    </w:p>
+    <w:p/>
+    <w:p>
+      <w:r>
+        <w:rPr>
+          <w:rFonts w:ascii="Microsoft YaHei" w:hAnsi="Microsoft YaHei" w:eastAsia="Microsoft YaHei"/>
+          <w:sz w:val="22"/>
+        </w:rPr>
+        <w:t>`分析 &gt; 描述统计 &gt; 探索（Analyze &gt; Descriptive Statistics &gt; Explore）`</w:t>
+      </w:r>
+    </w:p>
+    <w:p/>
+    <w:p>
+      <w:r>
+        <w:rPr>
+          <w:rFonts w:ascii="Microsoft YaHei" w:hAnsi="Microsoft YaHei" w:eastAsia="Microsoft YaHei"/>
+          <w:sz w:val="22"/>
+        </w:rPr>
+        <w:t>操作清单：</w:t>
+      </w:r>
+    </w:p>
+    <w:p/>
+    <w:p>
+      <w:r>
+        <w:rPr>
+          <w:rFonts w:ascii="Microsoft YaHei" w:hAnsi="Microsoft YaHei" w:eastAsia="Microsoft YaHei"/>
+          <w:sz w:val="22"/>
+        </w:rPr>
+        <w:t>? 打开 `例02-01.sav`</w:t>
+      </w:r>
+    </w:p>
+    <w:p>
+      <w:r>
+        <w:rPr>
+          <w:rFonts w:ascii="Microsoft YaHei" w:hAnsi="Microsoft YaHei" w:eastAsia="Microsoft YaHei"/>
+          <w:sz w:val="22"/>
+        </w:rPr>
+        <w:t>? 看变量视图，找出计量变量</w:t>
+      </w:r>
+    </w:p>
+    <w:p>
+      <w:r>
+        <w:rPr>
+          <w:rFonts w:ascii="Microsoft YaHei" w:hAnsi="Microsoft YaHei" w:eastAsia="Microsoft YaHei"/>
+          <w:sz w:val="22"/>
+        </w:rPr>
+        <w:t>? 把计量变量放入 `因变量列表（Dependent List）`</w:t>
+      </w:r>
+    </w:p>
+    <w:p>
+      <w:r>
+        <w:rPr>
+          <w:rFonts w:ascii="Microsoft YaHei" w:hAnsi="Microsoft YaHei" w:eastAsia="Microsoft YaHei"/>
+          <w:sz w:val="22"/>
+        </w:rPr>
+        <w:t>? 如有分组变量，把分组变量放入 `因子列表（Factor List）`</w:t>
+      </w:r>
+    </w:p>
+    <w:p>
+      <w:r>
+        <w:rPr>
+          <w:rFonts w:ascii="Microsoft YaHei" w:hAnsi="Microsoft YaHei" w:eastAsia="Microsoft YaHei"/>
+          <w:sz w:val="22"/>
+        </w:rPr>
+        <w:t>? 点 `图（Plots）`</w:t>
+      </w:r>
+    </w:p>
+    <w:p>
+      <w:r>
+        <w:rPr>
+          <w:rFonts w:ascii="Microsoft YaHei" w:hAnsi="Microsoft YaHei" w:eastAsia="Microsoft YaHei"/>
+          <w:sz w:val="22"/>
+        </w:rPr>
+        <w:t>? 勾选箱线图、直方图、正态性检验</w:t>
+      </w:r>
+    </w:p>
+    <w:p>
+      <w:r>
+        <w:rPr>
+          <w:rFonts w:ascii="Microsoft YaHei" w:hAnsi="Microsoft YaHei" w:eastAsia="Microsoft YaHei"/>
+          <w:sz w:val="22"/>
+        </w:rPr>
+        <w:t>? 输出后看 `描述（Descriptives）`</w:t>
+      </w:r>
+    </w:p>
+    <w:p>
+      <w:r>
+        <w:rPr>
+          <w:rFonts w:ascii="Microsoft YaHei" w:hAnsi="Microsoft YaHei" w:eastAsia="Microsoft YaHei"/>
+          <w:sz w:val="22"/>
+        </w:rPr>
+        <w:t>? 输出后看 `正态性检验（Tests of Normality）`</w:t>
+      </w:r>
+    </w:p>
+    <w:p>
+      <w:r>
+        <w:rPr>
+          <w:rFonts w:ascii="Microsoft YaHei" w:hAnsi="Microsoft YaHei" w:eastAsia="Microsoft YaHei"/>
+          <w:sz w:val="22"/>
+        </w:rPr>
+        <w:t>? 保存至少 1 张输出截图到 `D:\医学统计学期末冲刺复习包\SPSS截图`</w:t>
+      </w:r>
+    </w:p>
+    <w:p/>
+    <w:p>
+      <w:r>
+        <w:rPr>
+          <w:rFonts w:ascii="Microsoft YaHei" w:hAnsi="Microsoft YaHei" w:eastAsia="Microsoft YaHei"/>
+          <w:sz w:val="22"/>
+        </w:rPr>
+        <w:t>输出表要会读：</w:t>
+      </w:r>
+    </w:p>
+    <w:p/>
+    <w:p>
+      <w:r>
+        <w:rPr>
+          <w:rFonts w:ascii="Microsoft YaHei" w:hAnsi="Microsoft YaHei" w:eastAsia="Microsoft YaHei"/>
+          <w:sz w:val="22"/>
+        </w:rPr>
+        <w:t>| 输出 | 英文对照 | 看哪里 | 意义 |</w:t>
+      </w:r>
+    </w:p>
+    <w:p>
+      <w:r>
+        <w:rPr>
+          <w:rFonts w:ascii="Microsoft YaHei" w:hAnsi="Microsoft YaHei" w:eastAsia="Microsoft YaHei"/>
+          <w:sz w:val="22"/>
+        </w:rPr>
+        <w:t>|---|---|---|</w:t>
+      </w:r>
+    </w:p>
+    <w:p>
+      <w:r>
+        <w:rPr>
+          <w:rFonts w:ascii="Microsoft YaHei" w:hAnsi="Microsoft YaHei" w:eastAsia="Microsoft YaHei"/>
+          <w:sz w:val="22"/>
+        </w:rPr>
+        <w:t>| 描述 | Descriptives | Mean | 均数 |</w:t>
+      </w:r>
+    </w:p>
+    <w:p>
+      <w:r>
+        <w:rPr>
+          <w:rFonts w:ascii="Microsoft YaHei" w:hAnsi="Microsoft YaHei" w:eastAsia="Microsoft YaHei"/>
+          <w:sz w:val="22"/>
+        </w:rPr>
+        <w:t>| 描述 | Descriptives | Std. Deviation | 标准差 |</w:t>
+      </w:r>
+    </w:p>
+    <w:p>
+      <w:r>
+        <w:rPr>
+          <w:rFonts w:ascii="Microsoft YaHei" w:hAnsi="Microsoft YaHei" w:eastAsia="Microsoft YaHei"/>
+          <w:sz w:val="22"/>
+        </w:rPr>
+        <w:t>| 描述 | Descriptives | Median | 中位数 |</w:t>
+      </w:r>
+    </w:p>
+    <w:p>
+      <w:r>
+        <w:rPr>
+          <w:rFonts w:ascii="Microsoft YaHei" w:hAnsi="Microsoft YaHei" w:eastAsia="Microsoft YaHei"/>
+          <w:sz w:val="22"/>
+        </w:rPr>
+        <w:t>| 百分位数 | Percentiles | 25、50、75 | 四分位数 |</w:t>
+      </w:r>
+    </w:p>
+    <w:p>
+      <w:r>
+        <w:rPr>
+          <w:rFonts w:ascii="Microsoft YaHei" w:hAnsi="Microsoft YaHei" w:eastAsia="Microsoft YaHei"/>
+          <w:sz w:val="22"/>
+        </w:rPr>
+        <w:t>| 正态性检验 | Tests of Normality | Sig. / 显著性 | 正态性检验 P 值 |</w:t>
+      </w:r>
+    </w:p>
+    <w:p/>
+    <w:p>
+      <w:r>
+        <w:rPr>
+          <w:rFonts w:ascii="Microsoft YaHei" w:hAnsi="Microsoft YaHei" w:eastAsia="Microsoft YaHei"/>
+          <w:sz w:val="22"/>
+        </w:rPr>
+        <w:t>结论模板：</w:t>
+      </w:r>
+    </w:p>
+    <w:p/>
+    <w:p>
+      <w:r>
+        <w:rPr>
+          <w:rFonts w:ascii="Microsoft YaHei" w:hAnsi="Microsoft YaHei" w:eastAsia="Microsoft YaHei"/>
+          <w:sz w:val="22"/>
+        </w:rPr>
+        <w:t>`经探索（Explore）描述统计分析，该计量资料均数为……，标准差为……，中位数为……。正态性检验 P=……。按 α=0.05 水准，若 P≥0.05，尚不能认为资料偏离正态分布；若 P&lt;0.05，认为资料不服从正态分布。`</w:t>
+      </w:r>
+    </w:p>
+    <w:p/>
+    <w:p>
+      <w:pPr>
+        <w:pStyle w:val="Heading3"/>
+      </w:pPr>
+      <w:r>
+        <w:t>本次 SPSS 输出记录：红细胞数</w:t>
+      </w:r>
+    </w:p>
+    <w:p/>
+    <w:p>
+      <w:r>
+        <w:rPr>
+          <w:rFonts w:ascii="Microsoft YaHei" w:hAnsi="Microsoft YaHei" w:eastAsia="Microsoft YaHei"/>
+          <w:sz w:val="22"/>
+        </w:rPr>
+        <w:t>数据文件：`例02-01.sav`</w:t>
+      </w:r>
+    </w:p>
+    <w:p/>
+    <w:p>
+      <w:r>
+        <w:rPr>
+          <w:rFonts w:ascii="Microsoft YaHei" w:hAnsi="Microsoft YaHei" w:eastAsia="Microsoft YaHei"/>
+          <w:sz w:val="22"/>
+        </w:rPr>
+        <w:t>菜单：`分析 &gt; 描述统计 &gt; 探索（Analyze &gt; Descriptive Statistics &gt; Explore）`</w:t>
+      </w:r>
+    </w:p>
+    <w:p/>
+    <w:p>
+      <w:r>
+        <w:rPr>
+          <w:rFonts w:ascii="Microsoft YaHei" w:hAnsi="Microsoft YaHei" w:eastAsia="Microsoft YaHei"/>
+          <w:sz w:val="22"/>
+        </w:rPr>
+        <w:t>样本量：</w:t>
+      </w:r>
+    </w:p>
+    <w:p/>
+    <w:p>
+      <w:pPr>
+        <w:pStyle w:val="ListBullet"/>
+      </w:pPr>
+      <w:r>
+        <w:rPr>
+          <w:rFonts w:ascii="Microsoft YaHei" w:hAnsi="Microsoft YaHei" w:eastAsia="Microsoft YaHei"/>
+          <w:sz w:val="22"/>
+        </w:rPr>
+        <w:t>有效个案数：138</w:t>
+      </w:r>
+    </w:p>
+    <w:p>
+      <w:pPr>
+        <w:pStyle w:val="ListBullet"/>
+      </w:pPr>
+      <w:r>
+        <w:rPr>
+          <w:rFonts w:ascii="Microsoft YaHei" w:hAnsi="Microsoft YaHei" w:eastAsia="Microsoft YaHei"/>
+          <w:sz w:val="22"/>
+        </w:rPr>
+        <w:t>缺失个案数：0</w:t>
+      </w:r>
+    </w:p>
+    <w:p/>
+    <w:p>
+      <w:r>
+        <w:rPr>
+          <w:rFonts w:ascii="Microsoft YaHei" w:hAnsi="Microsoft YaHei" w:eastAsia="Microsoft YaHei"/>
+          <w:sz w:val="22"/>
+        </w:rPr>
+        <w:t>描述统计：</w:t>
+      </w:r>
+    </w:p>
+    <w:p/>
+    <w:p>
+      <w:r>
+        <w:rPr>
+          <w:rFonts w:ascii="Microsoft YaHei" w:hAnsi="Microsoft YaHei" w:eastAsia="Microsoft YaHei"/>
+          <w:sz w:val="22"/>
+        </w:rPr>
+        <w:t>| 指标 | 数值 |</w:t>
+      </w:r>
+    </w:p>
+    <w:p>
+      <w:r>
+        <w:rPr>
+          <w:rFonts w:ascii="Microsoft YaHei" w:hAnsi="Microsoft YaHei" w:eastAsia="Microsoft YaHei"/>
+          <w:sz w:val="22"/>
+        </w:rPr>
+        <w:t>|---|---:|</w:t>
+      </w:r>
+    </w:p>
+    <w:p>
+      <w:r>
+        <w:rPr>
+          <w:rFonts w:ascii="Microsoft YaHei" w:hAnsi="Microsoft YaHei" w:eastAsia="Microsoft YaHei"/>
+          <w:sz w:val="22"/>
+        </w:rPr>
+        <w:t>| 均数 Mean | 4.2270 |</w:t>
+      </w:r>
+    </w:p>
+    <w:p>
+      <w:r>
+        <w:rPr>
+          <w:rFonts w:ascii="Microsoft YaHei" w:hAnsi="Microsoft YaHei" w:eastAsia="Microsoft YaHei"/>
+          <w:sz w:val="22"/>
+        </w:rPr>
+        <w:t>| 标准差 Std. Deviation | 0.44573 |</w:t>
+      </w:r>
+    </w:p>
+    <w:p>
+      <w:r>
+        <w:rPr>
+          <w:rFonts w:ascii="Microsoft YaHei" w:hAnsi="Microsoft YaHei" w:eastAsia="Microsoft YaHei"/>
+          <w:sz w:val="22"/>
+        </w:rPr>
+        <w:t>| 中位数 Median | 4.2300 |</w:t>
+      </w:r>
+    </w:p>
+    <w:p>
+      <w:r>
+        <w:rPr>
+          <w:rFonts w:ascii="Microsoft YaHei" w:hAnsi="Microsoft YaHei" w:eastAsia="Microsoft YaHei"/>
+          <w:sz w:val="22"/>
+        </w:rPr>
+        <w:t>| 最小值 Minimum | 3.07 |</w:t>
+      </w:r>
+    </w:p>
+    <w:p>
+      <w:r>
+        <w:rPr>
+          <w:rFonts w:ascii="Microsoft YaHei" w:hAnsi="Microsoft YaHei" w:eastAsia="Microsoft YaHei"/>
+          <w:sz w:val="22"/>
+        </w:rPr>
+        <w:t>| 最大值 Maximum | 5.46 |</w:t>
+      </w:r>
+    </w:p>
+    <w:p>
+      <w:r>
+        <w:rPr>
+          <w:rFonts w:ascii="Microsoft YaHei" w:hAnsi="Microsoft YaHei" w:eastAsia="Microsoft YaHei"/>
+          <w:sz w:val="22"/>
+        </w:rPr>
+        <w:t>| 全距 Range | 2.39 |</w:t>
+      </w:r>
+    </w:p>
+    <w:p>
+      <w:r>
+        <w:rPr>
+          <w:rFonts w:ascii="Microsoft YaHei" w:hAnsi="Microsoft YaHei" w:eastAsia="Microsoft YaHei"/>
+          <w:sz w:val="22"/>
+        </w:rPr>
+        <w:t>| 四分位距 Interquartile Range | 0.58 |</w:t>
+      </w:r>
+    </w:p>
+    <w:p>
+      <w:r>
+        <w:rPr>
+          <w:rFonts w:ascii="Microsoft YaHei" w:hAnsi="Microsoft YaHei" w:eastAsia="Microsoft YaHei"/>
+          <w:sz w:val="22"/>
+        </w:rPr>
+        <w:t>| 偏度 Skewness | 0.191 |</w:t>
+      </w:r>
+    </w:p>
+    <w:p>
+      <w:r>
+        <w:rPr>
+          <w:rFonts w:ascii="Microsoft YaHei" w:hAnsi="Microsoft YaHei" w:eastAsia="Microsoft YaHei"/>
+          <w:sz w:val="22"/>
+        </w:rPr>
+        <w:t>| 峰度 Kurtosis | 0.136 |</w:t>
+      </w:r>
+    </w:p>
+    <w:p/>
+    <w:p>
+      <w:r>
+        <w:rPr>
+          <w:rFonts w:ascii="Microsoft YaHei" w:hAnsi="Microsoft YaHei" w:eastAsia="Microsoft YaHei"/>
+          <w:sz w:val="22"/>
+        </w:rPr>
+        <w:t>正态性检验：</w:t>
+      </w:r>
+    </w:p>
+    <w:p/>
+    <w:p>
+      <w:r>
+        <w:rPr>
+          <w:rFonts w:ascii="Microsoft YaHei" w:hAnsi="Microsoft YaHei" w:eastAsia="Microsoft YaHei"/>
+          <w:sz w:val="22"/>
+        </w:rPr>
+        <w:t>| 检验 | 统计量 | 自由度 | 显著性 Sig. |</w:t>
+      </w:r>
+    </w:p>
+    <w:p>
+      <w:r>
+        <w:rPr>
+          <w:rFonts w:ascii="Microsoft YaHei" w:hAnsi="Microsoft YaHei" w:eastAsia="Microsoft YaHei"/>
+          <w:sz w:val="22"/>
+        </w:rPr>
+        <w:t>|---|---:|---:|---:|</w:t>
+      </w:r>
+    </w:p>
+    <w:p>
+      <w:r>
+        <w:rPr>
+          <w:rFonts w:ascii="Microsoft YaHei" w:hAnsi="Microsoft YaHei" w:eastAsia="Microsoft YaHei"/>
+          <w:sz w:val="22"/>
+        </w:rPr>
+        <w:t>| Kolmogorov-Smirnov | 0.093 | 138 | 0.005 |</w:t>
+      </w:r>
+    </w:p>
+    <w:p>
+      <w:r>
+        <w:rPr>
+          <w:rFonts w:ascii="Microsoft YaHei" w:hAnsi="Microsoft YaHei" w:eastAsia="Microsoft YaHei"/>
+          <w:sz w:val="22"/>
+        </w:rPr>
+        <w:t>| Shapiro-Wilk | 0.989 | 138 | 0.352 |</w:t>
+      </w:r>
+    </w:p>
+    <w:p/>
+    <w:p>
+      <w:r>
+        <w:rPr>
+          <w:rFonts w:ascii="Microsoft YaHei" w:hAnsi="Microsoft YaHei" w:eastAsia="Microsoft YaHei"/>
+          <w:sz w:val="22"/>
+        </w:rPr>
+        <w:t>应试写法：</w:t>
+      </w:r>
+    </w:p>
+    <w:p/>
+    <w:p>
+      <w:r>
+        <w:rPr>
+          <w:rFonts w:ascii="Microsoft YaHei" w:hAnsi="Microsoft YaHei" w:eastAsia="Microsoft YaHei"/>
+          <w:sz w:val="22"/>
+        </w:rPr>
+        <w:t>`经探索（Explore）描述统计分析，红细胞数有效例数为 138，均数为 4.2270，标准差为 0.44573，中位数为 4.2300。Kolmogorov-Smirnov 正态性检验 P=0.005，按 α=0.05 水准，P&lt;0.05，认为该资料不服从正态分布。`</w:t>
+      </w:r>
+    </w:p>
+    <w:p/>
+    <w:p>
+      <w:r>
+        <w:rPr>
+          <w:rFonts w:ascii="Microsoft YaHei" w:hAnsi="Microsoft YaHei" w:eastAsia="Microsoft YaHei"/>
+          <w:sz w:val="22"/>
+        </w:rPr>
+        <w:t>补充理解：</w:t>
+      </w:r>
+    </w:p>
+    <w:p/>
+    <w:p>
+      <w:pPr>
+        <w:pStyle w:val="ListBullet"/>
+      </w:pPr>
+      <w:r>
+        <w:rPr>
+          <w:rFonts w:ascii="Microsoft YaHei" w:hAnsi="Microsoft YaHei" w:eastAsia="Microsoft YaHei"/>
+          <w:sz w:val="22"/>
+        </w:rPr>
+        <w:t>本题样本量为 138，若按“样本量较大看 Kolmogorov-Smirnov”的课堂规则，则结论是不服从正态分布。</w:t>
+      </w:r>
+    </w:p>
+    <w:p>
+      <w:pPr>
+        <w:pStyle w:val="ListBullet"/>
+      </w:pPr>
+      <w:r>
+        <w:rPr>
+          <w:rFonts w:ascii="Microsoft YaHei" w:hAnsi="Microsoft YaHei" w:eastAsia="Microsoft YaHei"/>
+          <w:sz w:val="22"/>
+        </w:rPr>
+        <w:t>但 Shapiro-Wilk P=0.352，且均数 4.2270 与中位数 4.2300 很接近，偏度和峰度也不大，说明资料整体并不严重偏态。</w:t>
+      </w:r>
+    </w:p>
+    <w:p>
+      <w:pPr>
+        <w:pStyle w:val="ListBullet"/>
+      </w:pPr>
+      <w:r>
+        <w:rPr>
+          <w:rFonts w:ascii="Microsoft YaHei" w:hAnsi="Microsoft YaHei" w:eastAsia="Microsoft YaHei"/>
+          <w:sz w:val="22"/>
+        </w:rPr>
+        <w:t>考试答题以老师要求的正态性检验表为准；若只要求描述，优先写清均数、标准差、中位数和正态性 P 值。</w:t>
+      </w:r>
+    </w:p>
+    <w:p/>
+    <w:p>
+      <w:r>
+        <w:rPr>
+          <w:rFonts w:ascii="Microsoft YaHei" w:hAnsi="Microsoft YaHei" w:eastAsia="Microsoft YaHei"/>
+          <w:sz w:val="22"/>
+        </w:rPr>
+        <w:t>---</w:t>
+      </w:r>
+    </w:p>
+    <w:p/>
+    <w:p>
+      <w:pPr>
+        <w:pStyle w:val="Heading2"/>
+      </w:pPr>
+      <w:r>
+        <w:t>11. 今日选择题重点提示</w:t>
+      </w:r>
+    </w:p>
+    <w:p/>
+    <w:p>
+      <w:r>
+        <w:rPr>
+          <w:rFonts w:ascii="Microsoft YaHei" w:hAnsi="Microsoft YaHei" w:eastAsia="Microsoft YaHei"/>
+          <w:sz w:val="22"/>
+        </w:rPr>
         <w:t>做 `07_选择题按章节题库.md` 中“02. 计量资料的统计描述”第 1-15 题。</w:t>
       </w:r>
     </w:p>
@@ -2170,7 +3253,7 @@
         <w:pStyle w:val="Heading2"/>
       </w:pPr>
       <w:r>
-        <w:t>9. 基础薄弱版学习顺序</w:t>
+        <w:t>12. 基础薄弱版学习顺序</w:t>
       </w:r>
     </w:p>
     <w:p/>
@@ -2288,7 +3371,7 @@
           <w:rFonts w:ascii="Microsoft YaHei" w:hAnsi="Microsoft YaHei" w:eastAsia="Microsoft YaHei"/>
           <w:sz w:val="22"/>
         </w:rPr>
-        <w:t>能找到 SPSS 的 Explore 菜单。</w:t>
+        <w:t>能找到 SPSS 的探索（Explore）菜单。</w:t>
       </w:r>
     </w:p>
     <w:p>
@@ -2300,7 +3383,7 @@
           <w:rFonts w:ascii="Microsoft YaHei" w:hAnsi="Microsoft YaHei" w:eastAsia="Microsoft YaHei"/>
           <w:sz w:val="22"/>
         </w:rPr>
-        <w:t>能保存一张 Descriptives 输出截图。</w:t>
+        <w:t>能保存一张描述（Descriptives）输出截图。</w:t>
       </w:r>
     </w:p>
     <w:p/>
@@ -2319,7 +3402,7 @@
         <w:pStyle w:val="Heading2"/>
       </w:pPr>
       <w:r>
-        <w:t>10. 今天错题一句话</w:t>
+        <w:t>13. 今天错题一句话</w:t>
       </w:r>
     </w:p>
     <w:p/>
@@ -2366,7 +3449,7 @@
         <w:pStyle w:val="Heading2"/>
       </w:pPr>
       <w:r>
-        <w:t>11. 打卡</w:t>
+        <w:t>14. 打卡</w:t>
       </w:r>
     </w:p>
     <w:p/>
@@ -2385,25 +3468,25 @@
           <w:rFonts w:ascii="Microsoft YaHei" w:hAnsi="Microsoft YaHei" w:eastAsia="Microsoft YaHei"/>
           <w:sz w:val="22"/>
         </w:rPr>
-        <w:t>? 完成选择题 1-5</w:t>
-      </w:r>
-    </w:p>
-    <w:p>
-      <w:r>
-        <w:rPr>
-          <w:rFonts w:ascii="Microsoft YaHei" w:hAnsi="Microsoft YaHei" w:eastAsia="Microsoft YaHei"/>
-          <w:sz w:val="22"/>
-        </w:rPr>
-        <w:t>? 读完第 4-5 节</w:t>
-      </w:r>
-    </w:p>
-    <w:p>
-      <w:r>
-        <w:rPr>
-          <w:rFonts w:ascii="Microsoft YaHei" w:hAnsi="Microsoft YaHei" w:eastAsia="Microsoft YaHei"/>
-          <w:sz w:val="22"/>
-        </w:rPr>
-        <w:t>? 完成选择题 6-15</w:t>
+        <w:t>? 完成“计量资料的统计描述”30题</w:t>
+      </w:r>
+    </w:p>
+    <w:p>
+      <w:r>
+        <w:rPr>
+          <w:rFonts w:ascii="Microsoft YaHei" w:hAnsi="Microsoft YaHei" w:eastAsia="Microsoft YaHei"/>
+          <w:sz w:val="22"/>
+        </w:rPr>
+        <w:t>? 完成批改：23/30</w:t>
+      </w:r>
+    </w:p>
+    <w:p>
+      <w:r>
+        <w:rPr>
+          <w:rFonts w:ascii="Microsoft YaHei" w:hAnsi="Microsoft YaHei" w:eastAsia="Microsoft YaHei"/>
+          <w:sz w:val="22"/>
+        </w:rPr>
+        <w:t>? 记录三类薄弱点</w:t>
       </w:r>
     </w:p>
     <w:p>
@@ -2421,16 +3504,16 @@
           <w:rFonts w:ascii="Microsoft YaHei" w:hAnsi="Microsoft YaHei" w:eastAsia="Microsoft YaHei"/>
           <w:sz w:val="22"/>
         </w:rPr>
-        <w:t>? 完成 Explore 描述统计</w:t>
-      </w:r>
-    </w:p>
-    <w:p>
-      <w:r>
-        <w:rPr>
-          <w:rFonts w:ascii="Microsoft YaHei" w:hAnsi="Microsoft YaHei" w:eastAsia="Microsoft YaHei"/>
-          <w:sz w:val="22"/>
-        </w:rPr>
-        <w:t>? 保存 SPSS 输出截图</w:t>
+        <w:t>? 完成探索（Explore）描述统计</w:t>
+      </w:r>
+    </w:p>
+    <w:p>
+      <w:r>
+        <w:rPr>
+          <w:rFonts w:ascii="Microsoft YaHei" w:hAnsi="Microsoft YaHei" w:eastAsia="Microsoft YaHei"/>
+          <w:sz w:val="22"/>
+        </w:rPr>
+        <w:t>? 保存 / 提交 SPSS 输出截图</w:t>
       </w:r>
     </w:p>
     <w:p>
